--- a/docs/security/Revision-Seguridad-ftd-spi-employee-v1.0.docx
+++ b/docs/security/Revision-Seguridad-ftd-spi-employee-v1.0.docx
@@ -214,7 +214,7 @@
                 <w:sz w:val="20"/>
                 <w:szCs w:val="20"/>
               </w:rPr>
-              <w:t xml:space="preserve">Revisor</w:t>
+              <w:t xml:space="preserve">Alcance</w:t>
             </w:r>
           </w:p>
         </w:tc>
@@ -242,7 +242,7 @@
                 <w:sz w:val="20"/>
                 <w:szCs w:val="20"/>
               </w:rPr>
-              <w:t xml:space="preserve">carlos.rodriguez@farmatodo.com</w:t>
+              <w:t xml:space="preserve">Código del servicio: autenticación, autorización, tenancy, cifrado de payload, manejo de errores, configuración</w:t>
             </w:r>
           </w:p>
         </w:tc>
@@ -271,7 +271,7 @@
                 <w:sz w:val="20"/>
                 <w:szCs w:val="20"/>
               </w:rPr>
-              <w:t xml:space="preserve">Alcance</w:t>
+              <w:t xml:space="preserve">Metodología</w:t>
             </w:r>
           </w:p>
         </w:tc>
@@ -298,7 +298,7 @@
                 <w:sz w:val="20"/>
                 <w:szCs w:val="20"/>
               </w:rPr>
-              <w:t xml:space="preserve">Código del servicio: autenticación, autorización, tenancy, cifrado de payload, manejo de errores, configuración</w:t>
+              <w:t xml:space="preserve">Revisión manual de código con lente OWASP API Security Top 10 (2023) + verificación en runtime</w:t>
             </w:r>
           </w:p>
         </w:tc>
@@ -328,7 +328,7 @@
                 <w:sz w:val="20"/>
                 <w:szCs w:val="20"/>
               </w:rPr>
-              <w:t xml:space="preserve">Metodología</w:t>
+              <w:t xml:space="preserve">Resultado</w:t>
             </w:r>
           </w:p>
         </w:tc>
@@ -342,62 +342,6 @@
               <w:right w:val="single" w:color="B0B0B0" w:sz="1"/>
             </w:tcBorders>
             <w:shd w:fill="F2F2F2" w:val="clear"/>
-            <w:tcMar>
-              <w:top w:type="dxa" w:w="80"/>
-              <w:left w:type="dxa" w:w="120"/>
-              <w:bottom w:type="dxa" w:w="80"/>
-              <w:right w:type="dxa" w:w="120"/>
-            </w:tcMar>
-          </w:tcPr>
-          <w:p>
-            <w:r>
-              <w:rPr>
-                <w:rFonts w:ascii="Arial" w:cs="Arial" w:eastAsia="Arial" w:hAnsi="Arial"/>
-                <w:sz w:val="20"/>
-                <w:szCs w:val="20"/>
-              </w:rPr>
-              <w:t xml:space="preserve">Revisión manual de código con lente OWASP API Security Top 10 (2023) + verificación en runtime</w:t>
-            </w:r>
-          </w:p>
-        </w:tc>
-      </w:tr>
-      <w:tr>
-        <w:tc>
-          <w:tcPr>
-            <w:tcW w:type="dxa" w:w="2200"/>
-            <w:tcBorders>
-              <w:top w:val="single" w:color="B0B0B0" w:sz="1"/>
-              <w:left w:val="single" w:color="B0B0B0" w:sz="1"/>
-              <w:bottom w:val="single" w:color="B0B0B0" w:sz="1"/>
-              <w:right w:val="single" w:color="B0B0B0" w:sz="1"/>
-            </w:tcBorders>
-            <w:tcMar>
-              <w:top w:type="dxa" w:w="80"/>
-              <w:left w:type="dxa" w:w="120"/>
-              <w:bottom w:type="dxa" w:w="80"/>
-              <w:right w:type="dxa" w:w="120"/>
-            </w:tcMar>
-          </w:tcPr>
-          <w:p>
-            <w:r>
-              <w:rPr>
-                <w:rFonts w:ascii="Arial" w:cs="Arial" w:eastAsia="Arial" w:hAnsi="Arial"/>
-                <w:sz w:val="20"/>
-                <w:szCs w:val="20"/>
-              </w:rPr>
-              <w:t xml:space="preserve">Resultado</w:t>
-            </w:r>
-          </w:p>
-        </w:tc>
-        <w:tc>
-          <w:tcPr>
-            <w:tcW w:type="dxa" w:w="7160"/>
-            <w:tcBorders>
-              <w:top w:val="single" w:color="B0B0B0" w:sz="1"/>
-              <w:left w:val="single" w:color="B0B0B0" w:sz="1"/>
-              <w:bottom w:val="single" w:color="B0B0B0" w:sz="1"/>
-              <w:right w:val="single" w:color="B0B0B0" w:sz="1"/>
-            </w:tcBorders>
             <w:tcMar>
               <w:top w:type="dxa" w:w="80"/>
               <w:left w:type="dxa" w:w="120"/>
